--- a/research/02_설문지_초안.docx
+++ b/research/02_설문지_초안.docx
@@ -2,7 +2,7 @@
 <file path=word/document.xml><?xml version="1.0" encoding="utf-8"?>
 <w:document xmlns:w="http://schemas.openxmlformats.org/wordprocessingml/2006/main" xmlns:m="http://schemas.openxmlformats.org/officeDocument/2006/math" xmlns:r="http://schemas.openxmlformats.org/officeDocument/2006/relationships" xmlns:o="urn:schemas-microsoft-com:office:office" xmlns:v="urn:schemas-microsoft-com:vml" xmlns:w10="urn:schemas-microsoft-com:office:word" xmlns:a="http://schemas.openxmlformats.org/drawingml/2006/main" xmlns:pic="http://schemas.openxmlformats.org/drawingml/2006/picture" xmlns:wp="http://schemas.openxmlformats.org/drawingml/2006/wordprocessingDrawing">
   <w:body>
-    <w:bookmarkStart w:id="30" w:name="육아-앱-선호도-설문지-초안"/>
+    <w:bookmarkStart w:id="31" w:name="육아-앱-선호도-설문지-초안"/>
     <w:p>
       <w:pPr>
         <w:pStyle w:val="Heading1"/>
@@ -1091,6 +1091,244 @@
         <w:t xml:space="preserve">후속 인터뷰(소정의 답례)에 참여할 의향이 있습니까? ① 예(별도 연락처 폼으로 이동) ② 아니오</w:t>
       </w:r>
     </w:p>
+    <w:bookmarkEnd w:id="28"/>
+    <w:bookmarkStart w:id="29" w:name="part-i.-맞춤-동화-생성ai-낭독-선택"/>
+    <w:p>
+      <w:pPr>
+        <w:pStyle w:val="Heading2"/>
+      </w:pPr>
+      <w:r>
+        <w:t xml:space="preserve">Part I. 맞춤 동화 생성·AI 낭독 (선택)</w:t>
+      </w:r>
+    </w:p>
+    <w:p>
+      <w:pPr>
+        <w:pStyle w:val="FirstParagraph"/>
+      </w:pPr>
+      <w:r>
+        <w:rPr>
+          <w:bCs/>
+          <w:b/>
+        </w:rPr>
+        <w:t xml:space="preserve">[컨셉 설명 화면]</w:t>
+      </w:r>
+      <w:r>
+        <w:t xml:space="preserve"> </w:t>
+      </w:r>
+      <w:r>
+        <w:t xml:space="preserve">“</w:t>
+      </w:r>
+      <w:r>
+        <w:t xml:space="preserve">아이가 좋아하는 동화를 3~5권 고르면, 비슷한 분위기의 새 이야기를 AI가 만들어 주고 AI 목소리로 읽어 줍니다. 아이 이름 등 개인정보는 사용하지 않습니다.</w:t>
+      </w:r>
+      <w:r>
+        <w:t xml:space="preserve">”</w:t>
+      </w:r>
+    </w:p>
+    <w:p>
+      <w:pPr>
+        <w:pStyle w:val="BodyText"/>
+      </w:pPr>
+      <w:r>
+        <w:rPr>
+          <w:bCs/>
+          <w:b/>
+        </w:rPr>
+        <w:t xml:space="preserve">I1. [척도]</w:t>
+      </w:r>
+      <w:r>
+        <w:t xml:space="preserve"> </w:t>
+      </w:r>
+      <w:r>
+        <w:t xml:space="preserve">이 기능에 얼마나 관심이 있으십니까? (전혀 없음 1 ~ 매우 있음 5)</w:t>
+      </w:r>
+      <w:r>
+        <w:t xml:space="preserve"> </w:t>
+      </w:r>
+      <w:r>
+        <w:rPr>
+          <w:bCs/>
+          <w:b/>
+        </w:rPr>
+        <w:t xml:space="preserve">I2. [복수]</w:t>
+      </w:r>
+      <w:r>
+        <w:t xml:space="preserve"> </w:t>
+      </w:r>
+      <w:r>
+        <w:t xml:space="preserve">이 기능을 쓴다면 어떤 상황입니까? ① 잠자리 ② 외출·이동 ③ 새 이야기가 필요할 때 ④ 아이가 같은 이야기에 질릴 때 ⑤ 집안일·업무 중 ⑥ 쓰지 않을 것이다</w:t>
+      </w:r>
+      <w:r>
+        <w:t xml:space="preserve"> </w:t>
+      </w:r>
+      <w:r>
+        <w:rPr>
+          <w:bCs/>
+          <w:b/>
+        </w:rPr>
+        <w:t xml:space="preserve">I3. [단일]</w:t>
+      </w:r>
+      <w:r>
+        <w:t xml:space="preserve"> </w:t>
+      </w:r>
+      <w:r>
+        <w:t xml:space="preserve">새 이야기를 아이에게 들려주기 전 확인 방식으로 가장 선호하는 것은?</w:t>
+      </w:r>
+      <w:r>
+        <w:t xml:space="preserve"> </w:t>
+      </w:r>
+      <w:r>
+        <w:t xml:space="preserve">① 바로 재생 ② 부모가 미리보기 후 재생 ③ 검수 완료 후 재생(대기 있음) ④ 사전 검수된 이야기 중에서만 고르기</w:t>
+      </w:r>
+      <w:r>
+        <w:t xml:space="preserve"> </w:t>
+      </w:r>
+      <w:r>
+        <w:rPr>
+          <w:bCs/>
+          <w:b/>
+        </w:rPr>
+        <w:t xml:space="preserve">I4. [단일]</w:t>
+      </w:r>
+      <w:r>
+        <w:t xml:space="preserve"> </w:t>
+      </w:r>
+      <w:r>
+        <w:t xml:space="preserve">검수 때문에 기다릴 수 있는 최대 시간은?</w:t>
+      </w:r>
+      <w:r>
+        <w:t xml:space="preserve"> </w:t>
+      </w:r>
+      <w:r>
+        <w:t xml:space="preserve">① 기다리기 어렵다(바로) ② 10분 ③ 1시간 ④ 반나절 ⑤ 하루 ⑥ 상관없다</w:t>
+      </w:r>
+      <w:r>
+        <w:t xml:space="preserve"> </w:t>
+      </w:r>
+      <w:r>
+        <w:rPr>
+          <w:bCs/>
+          <w:b/>
+        </w:rPr>
+        <w:t xml:space="preserve">I5. [복수, 최대 3개]</w:t>
+      </w:r>
+      <w:r>
+        <w:t xml:space="preserve"> </w:t>
+      </w:r>
+      <w:r>
+        <w:t xml:space="preserve">걱정되는 점은?</w:t>
+      </w:r>
+      <w:r>
+        <w:t xml:space="preserve"> </w:t>
+      </w:r>
+      <w:r>
+        <w:t xml:space="preserve">① 무서운 내용 ② 기존 동화와 비슷함(저작권) ③ 개인정보 ④ 이야기의 질 ⑤ 교육적 가치 ⑥ 화면·소리 시간이 늘어남 ⑦ AI가 만든 점 자체 ⑧ 걱정 없음 ⑨ 기타</w:t>
+      </w:r>
+      <w:r>
+        <w:t xml:space="preserve"> </w:t>
+      </w:r>
+      <w:r>
+        <w:rPr>
+          <w:bCs/>
+          <w:b/>
+        </w:rPr>
+        <w:t xml:space="preserve">I6. [단일]</w:t>
+      </w:r>
+      <w:r>
+        <w:t xml:space="preserve"> </w:t>
+      </w:r>
+      <w:r>
+        <w:t xml:space="preserve">동화 낭독 목소리로 선호하는 것은?</w:t>
+      </w:r>
+      <w:r>
+        <w:t xml:space="preserve"> </w:t>
+      </w:r>
+      <w:r>
+        <w:t xml:space="preserve">① 부모 목소리 녹음 ② AI 목소리 ③ 성우 녹음 ④ 상관없다</w:t>
+      </w:r>
+      <w:r>
+        <w:t xml:space="preserve"> </w:t>
+      </w:r>
+      <w:r>
+        <w:rPr>
+          <w:bCs/>
+          <w:b/>
+        </w:rPr>
+        <w:t xml:space="preserve">I7. [단일]</w:t>
+      </w:r>
+      <w:r>
+        <w:t xml:space="preserve"> </w:t>
+      </w:r>
+      <w:r>
+        <w:t xml:space="preserve">잠자리에 AI 목소리로 읽어 주는 동화를 아이에게 들려줄 의향은?</w:t>
+      </w:r>
+      <w:r>
+        <w:t xml:space="preserve"> </w:t>
+      </w:r>
+      <w:r>
+        <w:t xml:space="preserve">① 매우 있다 ② 있다 ③ 보통 ④ 없다 ⑤ 전혀 없다</w:t>
+      </w:r>
+      <w:r>
+        <w:t xml:space="preserve"> </w:t>
+      </w:r>
+      <w:r>
+        <w:rPr>
+          <w:bCs/>
+          <w:b/>
+        </w:rPr>
+        <w:t xml:space="preserve">I8. [단일]</w:t>
+      </w:r>
+      <w:r>
+        <w:t xml:space="preserve"> </w:t>
+      </w:r>
+      <w:r>
+        <w:t xml:space="preserve">이야기에 아이 이름이 들어가는 것은?</w:t>
+      </w:r>
+      <w:r>
+        <w:t xml:space="preserve"> </w:t>
+      </w:r>
+      <w:r>
+        <w:t xml:space="preserve">① 매우 좋다 ② 좋다 ③ 상관없다 ④ 거부감 ⑤ 매우 거부감(이름 입력 자체가 불편)</w:t>
+      </w:r>
+      <w:r>
+        <w:t xml:space="preserve"> </w:t>
+      </w:r>
+      <w:r>
+        <w:rPr>
+          <w:bCs/>
+          <w:b/>
+        </w:rPr>
+        <w:t xml:space="preserve">I9. [단일]</w:t>
+      </w:r>
+      <w:r>
+        <w:t xml:space="preserve"> </w:t>
+      </w:r>
+      <w:r>
+        <w:t xml:space="preserve">이 기능이 있다면 이용 방식은?</w:t>
+      </w:r>
+      <w:r>
+        <w:t xml:space="preserve"> </w:t>
+      </w:r>
+      <w:r>
+        <w:t xml:space="preserve">① 무료 범위 내에서만 ② 횟수 제한 무료 + 추가는 유료 ③ 구독에 포함되면 이용 ④ 유료면 이용하지 않음</w:t>
+      </w:r>
+      <w:r>
+        <w:t xml:space="preserve"> </w:t>
+      </w:r>
+      <w:r>
+        <w:rPr>
+          <w:bCs/>
+          <w:b/>
+        </w:rPr>
+        <w:t xml:space="preserve">I10. [서술]</w:t>
+      </w:r>
+      <w:r>
+        <w:t xml:space="preserve"> </w:t>
+      </w:r>
+      <w:r>
+        <w:t xml:space="preserve">이 기능에 바라는 점이나 걱정되는 점을 자유롭게 적어 주세요.</w:t>
+      </w:r>
+    </w:p>
     <w:p>
       <w:r>
         <w:pict>
@@ -1098,8 +1336,8 @@
         </w:pict>
       </w:r>
     </w:p>
-    <w:bookmarkEnd w:id="28"/>
-    <w:bookmarkStart w:id="29" w:name="분석-가이드-참고"/>
+    <w:bookmarkEnd w:id="29"/>
+    <w:bookmarkStart w:id="30" w:name="분석-가이드-참고"/>
     <w:p>
       <w:pPr>
         <w:pStyle w:val="Heading2"/>
@@ -1114,6 +1352,14 @@
         <w:tblW w:type="pct" w:w="5000"/>
         <w:tblLook w:firstRow="1" w:lastRow="0" w:firstColumn="0" w:lastColumn="0" w:noHBand="0" w:noVBand="0" w:val="0020"/>
         <w:jc w:val="start"/>
+        <w:tblBorders>
+          <w:top w:val="single" w:sz="4" w:color="BBBBBB"/>
+          <w:left w:val="single" w:sz="4" w:color="BBBBBB"/>
+          <w:bottom w:val="single" w:sz="4" w:color="BBBBBB"/>
+          <w:right w:val="single" w:sz="4" w:color="BBBBBB"/>
+          <w:insideH w:val="single" w:sz="4" w:color="BBBBBB"/>
+          <w:insideV w:val="single" w:sz="4" w:color="BBBBBB"/>
+        </w:tblBorders>
       </w:tblPr>
       <w:tblGrid>
         <w:gridCol w:w="2640"/>
@@ -1132,6 +1378,9 @@
               <w:jc w:val="left"/>
             </w:pPr>
             <w:r>
+              <w:rPr>
+                <w:b/>
+              </w:rPr>
               <w:t xml:space="preserve">가설</w:t>
             </w:r>
           </w:p>
@@ -1144,6 +1393,9 @@
               <w:jc w:val="left"/>
             </w:pPr>
             <w:r>
+              <w:rPr>
+                <w:b/>
+              </w:rPr>
               <w:t xml:space="preserve">핵심 문항</w:t>
             </w:r>
           </w:p>
@@ -1156,6 +1408,9 @@
               <w:jc w:val="left"/>
             </w:pPr>
             <w:r>
+              <w:rPr>
+                <w:b/>
+              </w:rPr>
               <w:t xml:space="preserve">판단 예시 기준</w:t>
             </w:r>
           </w:p>
@@ -1351,6 +1606,120 @@
           </w:p>
         </w:tc>
       </w:tr>
+      <w:tr>
+        <w:tc>
+          <w:tcPr/>
+          <w:p>
+            <w:pPr>
+              <w:pStyle w:val="Compact"/>
+              <w:jc w:val="left"/>
+            </w:pPr>
+            <w:r>
+              <w:t xml:space="preserve">H6 맞춤 동화 생성 관심</w:t>
+            </w:r>
+          </w:p>
+        </w:tc>
+        <w:tc>
+          <w:tcPr/>
+          <w:p>
+            <w:pPr>
+              <w:pStyle w:val="Compact"/>
+              <w:jc w:val="left"/>
+            </w:pPr>
+            <w:r>
+              <w:t xml:space="preserve">I1, I2, I9</w:t>
+            </w:r>
+          </w:p>
+        </w:tc>
+        <w:tc>
+          <w:tcPr/>
+          <w:p>
+            <w:pPr>
+              <w:pStyle w:val="Compact"/>
+              <w:jc w:val="left"/>
+            </w:pPr>
+            <w:r>
+              <w:t xml:space="preserve">관심도 상위 2개 비율, 이용 상황</w:t>
+            </w:r>
+          </w:p>
+        </w:tc>
+      </w:tr>
+      <w:tr>
+        <w:tc>
+          <w:tcPr/>
+          <w:p>
+            <w:pPr>
+              <w:pStyle w:val="Compact"/>
+              <w:jc w:val="left"/>
+            </w:pPr>
+            <w:r>
+              <w:t xml:space="preserve">H7 확인·검수 방식</w:t>
+            </w:r>
+          </w:p>
+        </w:tc>
+        <w:tc>
+          <w:tcPr/>
+          <w:p>
+            <w:pPr>
+              <w:pStyle w:val="Compact"/>
+              <w:jc w:val="left"/>
+            </w:pPr>
+            <w:r>
+              <w:t xml:space="preserve">I3, I4, I5</w:t>
+            </w:r>
+          </w:p>
+        </w:tc>
+        <w:tc>
+          <w:tcPr/>
+          <w:p>
+            <w:pPr>
+              <w:pStyle w:val="Compact"/>
+              <w:jc w:val="left"/>
+            </w:pPr>
+            <w:r>
+              <w:t xml:space="preserve">’사전 검수·검수 후 재생’을 택하는 비율</w:t>
+            </w:r>
+          </w:p>
+        </w:tc>
+      </w:tr>
+      <w:tr>
+        <w:tc>
+          <w:tcPr/>
+          <w:p>
+            <w:pPr>
+              <w:pStyle w:val="Compact"/>
+              <w:jc w:val="left"/>
+            </w:pPr>
+            <w:r>
+              <w:t xml:space="preserve">H8 AI 낭독 수용</w:t>
+            </w:r>
+          </w:p>
+        </w:tc>
+        <w:tc>
+          <w:tcPr/>
+          <w:p>
+            <w:pPr>
+              <w:pStyle w:val="Compact"/>
+              <w:jc w:val="left"/>
+            </w:pPr>
+            <w:r>
+              <w:t xml:space="preserve">I6, I7</w:t>
+            </w:r>
+          </w:p>
+        </w:tc>
+        <w:tc>
+          <w:tcPr/>
+          <w:p>
+            <w:pPr>
+              <w:pStyle w:val="Compact"/>
+              <w:jc w:val="left"/>
+            </w:pPr>
+            <w:r>
+              <w:t xml:space="preserve">잠자리용 AI 목소리 수용도</w:t>
+            </w:r>
+          </w:p>
+        </w:tc>
+      </w:tr>
     </w:tbl>
     <w:p>
       <w:pPr>
@@ -1388,8 +1757,8 @@
         <w:t xml:space="preserve">조사 전 5~10명으로 파일럿을 돌려 문항 이해도와 소요 시간을 확인하세요.</w:t>
       </w:r>
     </w:p>
-    <w:bookmarkEnd w:id="29"/>
     <w:bookmarkEnd w:id="30"/>
+    <w:bookmarkEnd w:id="31"/>
     <w:sectPr/>
   </w:body>
 </w:document>
@@ -1605,6 +1974,10 @@
   <w:style w:default="1" w:styleId="Normal" w:type="paragraph">
     <w:name w:val="Normal"/>
     <w:qFormat/>
+    <w:rPr>
+      <w:rFonts w:ascii="WenQuanYi Zen Hei" w:hAnsi="WenQuanYi Zen Hei" w:eastAsia="WenQuanYi Zen Hei" w:cs="WenQuanYi Zen Hei"/>
+      <w:sz w:val="20"/>
+    </w:rPr>
   </w:style>
   <w:style w:styleId="BodyText" w:type="paragraph">
     <w:name w:val="Body Text"/>
@@ -1614,12 +1987,18 @@
       <w:spacing w:after="180" w:before="180"/>
     </w:pPr>
     <w:qFormat/>
+    <w:rPr>
+      <w:rFonts w:ascii="WenQuanYi Zen Hei" w:hAnsi="WenQuanYi Zen Hei" w:eastAsia="WenQuanYi Zen Hei" w:cs="WenQuanYi Zen Hei"/>
+    </w:rPr>
   </w:style>
   <w:style w:customStyle="1" w:styleId="FirstParagraph" w:type="paragraph">
     <w:name w:val="First Paragraph"/>
     <w:basedOn w:val="BodyText"/>
     <w:next w:val="BodyText"/>
     <w:qFormat/>
+    <w:rPr>
+      <w:rFonts w:ascii="WenQuanYi Zen Hei" w:hAnsi="WenQuanYi Zen Hei" w:eastAsia="WenQuanYi Zen Hei" w:cs="WenQuanYi Zen Hei"/>
+    </w:rPr>
   </w:style>
   <w:style w:customStyle="1" w:styleId="Compact" w:type="paragraph">
     <w:name w:val="Compact"/>
@@ -1628,6 +2007,9 @@
     <w:pPr>
       <w:spacing w:after="36" w:before="36"/>
     </w:pPr>
+    <w:rPr>
+      <w:rFonts w:ascii="WenQuanYi Zen Hei" w:hAnsi="WenQuanYi Zen Hei" w:eastAsia="WenQuanYi Zen Hei" w:cs="WenQuanYi Zen Hei"/>
+    </w:rPr>
   </w:style>
   <w:style w:styleId="Title" w:type="paragraph">
     <w:name w:val="Title"/>
@@ -1641,7 +2023,7 @@
       <w:jc w:val="center"/>
     </w:pPr>
     <w:rPr>
-      <w:rFonts w:asciiTheme="majorHAnsi" w:cstheme="majorBidi" w:eastAsiaTheme="majorEastAsia" w:hAnsiTheme="majorHAnsi"/>
+      <w:rFonts w:asciiTheme="majorHAnsi" w:cstheme="majorBidi" w:eastAsiaTheme="majorEastAsia" w:hAnsiTheme="majorHAnsi" w:ascii="WenQuanYi Zen Hei" w:hAnsi="WenQuanYi Zen Hei" w:eastAsia="WenQuanYi Zen Hei" w:cs="WenQuanYi Zen Hei"/>
       <w:b/>
       <w:bCs/>
       <w:color w:themeColor="accent1" w:themeShade="B5" w:val="345A8A"/>
@@ -1661,6 +2043,7 @@
       <w:jc w:val="center"/>
     </w:pPr>
     <w:rPr>
+      <w:rFonts w:ascii="WenQuanYi Zen Hei" w:hAnsi="WenQuanYi Zen Hei" w:eastAsia="WenQuanYi Zen Hei" w:cs="WenQuanYi Zen Hei"/>
       <w:sz w:val="30"/>
       <w:szCs w:val="30"/>
     </w:rPr>
@@ -1674,6 +2057,9 @@
       <w:keepLines/>
       <w:jc w:val="center"/>
     </w:pPr>
+    <w:rPr>
+      <w:rFonts w:ascii="WenQuanYi Zen Hei" w:hAnsi="WenQuanYi Zen Hei" w:eastAsia="WenQuanYi Zen Hei" w:cs="WenQuanYi Zen Hei"/>
+    </w:rPr>
   </w:style>
   <w:style w:styleId="Date" w:type="paragraph">
     <w:name w:val="Date"/>
@@ -1684,6 +2070,9 @@
       <w:keepLines/>
       <w:jc w:val="center"/>
     </w:pPr>
+    <w:rPr>
+      <w:rFonts w:ascii="WenQuanYi Zen Hei" w:hAnsi="WenQuanYi Zen Hei" w:eastAsia="WenQuanYi Zen Hei" w:cs="WenQuanYi Zen Hei"/>
+    </w:rPr>
   </w:style>
   <w:style w:customStyle="1" w:styleId="AbstractTitle" w:type="paragraph">
     <w:name w:val="Abstract Title"/>
@@ -1699,6 +2088,7 @@
     <w:rPr>
       <w:sz w:val="20"/>
       <w:szCs w:val="20"/>
+      <w:rFonts w:ascii="WenQuanYi Zen Hei" w:hAnsi="WenQuanYi Zen Hei" w:eastAsia="WenQuanYi Zen Hei" w:cs="WenQuanYi Zen Hei"/>
       <w:b/>
       <w:color w:val="345A8A"/>
       &gt;
@@ -1715,6 +2105,7 @@
       <w:spacing w:after="300" w:before="100"/>
     </w:pPr>
     <w:rPr>
+      <w:rFonts w:ascii="WenQuanYi Zen Hei" w:hAnsi="WenQuanYi Zen Hei" w:eastAsia="WenQuanYi Zen Hei" w:cs="WenQuanYi Zen Hei"/>
       <w:sz w:val="20"/>
       <w:szCs w:val="20"/>
     </w:rPr>
@@ -1725,7 +2116,9 @@
     <w:next w:val="Bibliography"/>
     <w:qFormat/>
     <w:pPr/>
-    <w:rPr/>
+    <w:rPr>
+      <w:rFonts w:ascii="WenQuanYi Zen Hei" w:hAnsi="WenQuanYi Zen Hei" w:eastAsia="WenQuanYi Zen Hei" w:cs="WenQuanYi Zen Hei"/>
+    </w:rPr>
   </w:style>
   <w:style w:styleId="Heading1" w:type="paragraph">
     <w:name w:val="Heading 1"/>
@@ -1740,7 +2133,7 @@
       <w:outlineLvl w:val="0"/>
     </w:pPr>
     <w:rPr>
-      <w:rFonts w:asciiTheme="majorHAnsi" w:cstheme="majorBidi" w:eastAsiaTheme="majorEastAsia" w:hAnsiTheme="majorHAnsi"/>
+      <w:rFonts w:asciiTheme="majorHAnsi" w:cstheme="majorBidi" w:eastAsiaTheme="majorEastAsia" w:hAnsiTheme="majorHAnsi" w:ascii="WenQuanYi Zen Hei" w:hAnsi="WenQuanYi Zen Hei" w:eastAsia="WenQuanYi Zen Hei" w:cs="WenQuanYi Zen Hei"/>
       <w:b/>
       <w:bCs/>
       <w:color w:themeColor="accent1" w:val="4F81BD"/>
@@ -1762,7 +2155,7 @@
       <w:outlineLvl w:val="1"/>
     </w:pPr>
     <w:rPr>
-      <w:rFonts w:asciiTheme="majorHAnsi" w:cstheme="majorBidi" w:eastAsiaTheme="majorEastAsia" w:hAnsiTheme="majorHAnsi"/>
+      <w:rFonts w:asciiTheme="majorHAnsi" w:cstheme="majorBidi" w:eastAsiaTheme="majorEastAsia" w:hAnsiTheme="majorHAnsi" w:ascii="WenQuanYi Zen Hei" w:hAnsi="WenQuanYi Zen Hei" w:eastAsia="WenQuanYi Zen Hei" w:cs="WenQuanYi Zen Hei"/>
       <w:b/>
       <w:bCs/>
       <w:color w:themeColor="accent1" w:val="4F81BD"/>
@@ -1784,7 +2177,7 @@
       <w:outlineLvl w:val="2"/>
     </w:pPr>
     <w:rPr>
-      <w:rFonts w:asciiTheme="majorHAnsi" w:cstheme="majorBidi" w:eastAsiaTheme="majorEastAsia" w:hAnsiTheme="majorHAnsi"/>
+      <w:rFonts w:asciiTheme="majorHAnsi" w:cstheme="majorBidi" w:eastAsiaTheme="majorEastAsia" w:hAnsiTheme="majorHAnsi" w:ascii="WenQuanYi Zen Hei" w:hAnsi="WenQuanYi Zen Hei" w:eastAsia="WenQuanYi Zen Hei" w:cs="WenQuanYi Zen Hei"/>
       <w:b/>
       <w:bCs/>
       <w:color w:themeColor="accent1" w:val="4F81BD"/>
@@ -1806,7 +2199,7 @@
       <w:outlineLvl w:val="3"/>
     </w:pPr>
     <w:rPr>
-      <w:rFonts w:asciiTheme="majorHAnsi" w:cstheme="majorBidi" w:eastAsiaTheme="majorEastAsia" w:hAnsiTheme="majorHAnsi"/>
+      <w:rFonts w:asciiTheme="majorHAnsi" w:cstheme="majorBidi" w:eastAsiaTheme="majorEastAsia" w:hAnsiTheme="majorHAnsi" w:ascii="WenQuanYi Zen Hei" w:hAnsi="WenQuanYi Zen Hei" w:eastAsia="WenQuanYi Zen Hei" w:cs="WenQuanYi Zen Hei"/>
       <w:i/>
       <w:bCs/>
       <w:color w:themeColor="accent1" w:val="4F81BD"/>
@@ -1828,7 +2221,7 @@
       <w:outlineLvl w:val="4"/>
     </w:pPr>
     <w:rPr>
-      <w:rFonts w:asciiTheme="majorHAnsi" w:cstheme="majorBidi" w:eastAsiaTheme="majorEastAsia" w:hAnsiTheme="majorHAnsi"/>
+      <w:rFonts w:asciiTheme="majorHAnsi" w:cstheme="majorBidi" w:eastAsiaTheme="majorEastAsia" w:hAnsiTheme="majorHAnsi" w:ascii="WenQuanYi Zen Hei" w:hAnsi="WenQuanYi Zen Hei" w:eastAsia="WenQuanYi Zen Hei" w:cs="WenQuanYi Zen Hei"/>
       <w:iCs/>
       <w:color w:themeColor="accent1" w:val="4F81BD"/>
       <w:sz w:val="24"/>
@@ -1849,7 +2242,7 @@
       <w:outlineLvl w:val="5"/>
     </w:pPr>
     <w:rPr>
-      <w:rFonts w:asciiTheme="majorHAnsi" w:cstheme="majorBidi" w:eastAsiaTheme="majorEastAsia" w:hAnsiTheme="majorHAnsi"/>
+      <w:rFonts w:asciiTheme="majorHAnsi" w:cstheme="majorBidi" w:eastAsiaTheme="majorEastAsia" w:hAnsiTheme="majorHAnsi" w:ascii="WenQuanYi Zen Hei" w:hAnsi="WenQuanYi Zen Hei" w:eastAsia="WenQuanYi Zen Hei" w:cs="WenQuanYi Zen Hei"/>
       <w:color w:themeColor="accent1" w:val="4F81BD"/>
       <w:sz w:val="24"/>
       <w:szCs w:val="24"/>
@@ -1869,7 +2262,7 @@
       <w:outlineLvl w:val="6"/>
     </w:pPr>
     <w:rPr>
-      <w:rFonts w:asciiTheme="majorHAnsi" w:cstheme="majorBidi" w:eastAsiaTheme="majorEastAsia" w:hAnsiTheme="majorHAnsi"/>
+      <w:rFonts w:asciiTheme="majorHAnsi" w:cstheme="majorBidi" w:eastAsiaTheme="majorEastAsia" w:hAnsiTheme="majorHAnsi" w:ascii="WenQuanYi Zen Hei" w:hAnsi="WenQuanYi Zen Hei" w:eastAsia="WenQuanYi Zen Hei" w:cs="WenQuanYi Zen Hei"/>
       <w:color w:themeColor="accent1" w:val="4F81BD"/>
       <w:sz w:val="24"/>
       <w:szCs w:val="24"/>
@@ -1889,7 +2282,7 @@
       <w:outlineLvl w:val="7"/>
     </w:pPr>
     <w:rPr>
-      <w:rFonts w:asciiTheme="majorHAnsi" w:cstheme="majorBidi" w:eastAsiaTheme="majorEastAsia" w:hAnsiTheme="majorHAnsi"/>
+      <w:rFonts w:asciiTheme="majorHAnsi" w:cstheme="majorBidi" w:eastAsiaTheme="majorEastAsia" w:hAnsiTheme="majorHAnsi" w:ascii="WenQuanYi Zen Hei" w:hAnsi="WenQuanYi Zen Hei" w:eastAsia="WenQuanYi Zen Hei" w:cs="WenQuanYi Zen Hei"/>
       <w:color w:themeColor="accent1" w:val="4F81BD"/>
       <w:sz w:val="24"/>
       <w:szCs w:val="24"/>
@@ -1909,7 +2302,7 @@
       <w:outlineLvl w:val="8"/>
     </w:pPr>
     <w:rPr>
-      <w:rFonts w:asciiTheme="majorHAnsi" w:cstheme="majorBidi" w:eastAsiaTheme="majorEastAsia" w:hAnsiTheme="majorHAnsi"/>
+      <w:rFonts w:asciiTheme="majorHAnsi" w:cstheme="majorBidi" w:eastAsiaTheme="majorEastAsia" w:hAnsiTheme="majorHAnsi" w:ascii="WenQuanYi Zen Hei" w:hAnsi="WenQuanYi Zen Hei" w:eastAsia="WenQuanYi Zen Hei" w:cs="WenQuanYi Zen Hei"/>
       <w:color w:themeColor="accent1" w:val="4F81BD"/>
       <w:sz w:val="24"/>
       <w:szCs w:val="24"/>
@@ -1926,6 +2319,9 @@
       <w:spacing w:after="100" w:before="100"/>
       <w:ind w:firstLine="0" w:left="480" w:right="480"/>
     </w:pPr>
+    <w:rPr>
+      <w:rFonts w:ascii="WenQuanYi Zen Hei" w:hAnsi="WenQuanYi Zen Hei" w:eastAsia="WenQuanYi Zen Hei" w:cs="WenQuanYi Zen Hei"/>
+    </w:rPr>
   </w:style>
   <w:style w:styleId="FootnoteText" w:type="paragraph">
     <w:name w:val="Footnote Text"/>
@@ -1934,11 +2330,17 @@
     <w:uiPriority w:val="9"/>
     <w:unhideWhenUsed/>
     <w:qFormat/>
+    <w:rPr>
+      <w:rFonts w:ascii="WenQuanYi Zen Hei" w:hAnsi="WenQuanYi Zen Hei" w:eastAsia="WenQuanYi Zen Hei" w:cs="WenQuanYi Zen Hei"/>
+    </w:rPr>
   </w:style>
   <w:style w:default="1" w:styleId="DefaultParagraphFont" w:type="character">
     <w:name w:val="Default Paragraph Font"/>
     <w:semiHidden/>
     <w:unhideWhenUsed/>
+    <w:rPr>
+      <w:rFonts w:ascii="WenQuanYi Zen Hei" w:hAnsi="WenQuanYi Zen Hei" w:eastAsia="WenQuanYi Zen Hei" w:cs="WenQuanYi Zen Hei"/>
+    </w:rPr>
   </w:style>
   <w:style w:default="1" w:styleId="Table" w:type="table">
     <w:name w:val="Table"/>
@@ -1946,6 +2348,9 @@
     <w:semiHidden/>
     <w:unhideWhenUsed/>
     <w:qFormat/>
+    <w:rPr>
+      <w:rFonts w:ascii="WenQuanYi Zen Hei" w:hAnsi="WenQuanYi Zen Hei" w:eastAsia="WenQuanYi Zen Hei" w:cs="WenQuanYi Zen Hei"/>
+    </w:rPr>
     <w:tblPr>
       <w:tblInd w:type="dxa" w:w="0"/>
       <w:tblCellMar>
@@ -1981,12 +2386,16 @@
       <w:spacing w:after="0"/>
     </w:pPr>
     <w:rPr>
+      <w:rFonts w:ascii="WenQuanYi Zen Hei" w:hAnsi="WenQuanYi Zen Hei" w:eastAsia="WenQuanYi Zen Hei" w:cs="WenQuanYi Zen Hei"/>
       <w:b/>
     </w:rPr>
   </w:style>
   <w:style w:customStyle="1" w:styleId="Definition" w:type="paragraph">
     <w:name w:val="Definition"/>
     <w:basedOn w:val="Normal"/>
+    <w:rPr>
+      <w:rFonts w:ascii="WenQuanYi Zen Hei" w:hAnsi="WenQuanYi Zen Hei" w:eastAsia="WenQuanYi Zen Hei" w:cs="WenQuanYi Zen Hei"/>
+    </w:rPr>
   </w:style>
   <w:style w:styleId="Caption" w:type="paragraph">
     <w:name w:val="Caption"/>
@@ -1996,6 +2405,7 @@
       <w:spacing w:after="120" w:before="0"/>
     </w:pPr>
     <w:rPr>
+      <w:rFonts w:ascii="WenQuanYi Zen Hei" w:hAnsi="WenQuanYi Zen Hei" w:eastAsia="WenQuanYi Zen Hei" w:cs="WenQuanYi Zen Hei"/>
       <w:i/>
     </w:rPr>
   </w:style>
@@ -2005,14 +2415,23 @@
     <w:pPr>
       <w:keepNext/>
     </w:pPr>
+    <w:rPr>
+      <w:rFonts w:ascii="WenQuanYi Zen Hei" w:hAnsi="WenQuanYi Zen Hei" w:eastAsia="WenQuanYi Zen Hei" w:cs="WenQuanYi Zen Hei"/>
+    </w:rPr>
   </w:style>
   <w:style w:customStyle="1" w:styleId="ImageCaption" w:type="paragraph">
     <w:name w:val="Image Caption"/>
     <w:basedOn w:val="Caption"/>
+    <w:rPr>
+      <w:rFonts w:ascii="WenQuanYi Zen Hei" w:hAnsi="WenQuanYi Zen Hei" w:eastAsia="WenQuanYi Zen Hei" w:cs="WenQuanYi Zen Hei"/>
+    </w:rPr>
   </w:style>
   <w:style w:customStyle="1" w:styleId="Figure" w:type="paragraph">
     <w:name w:val="Figure"/>
     <w:basedOn w:val="Normal"/>
+    <w:rPr>
+      <w:rFonts w:ascii="WenQuanYi Zen Hei" w:hAnsi="WenQuanYi Zen Hei" w:eastAsia="WenQuanYi Zen Hei" w:cs="WenQuanYi Zen Hei"/>
+    </w:rPr>
   </w:style>
   <w:style w:customStyle="1" w:styleId="CaptionedFigure" w:type="paragraph">
     <w:name w:val="Captioned Figure"/>
@@ -2020,28 +2439,38 @@
     <w:pPr>
       <w:keepNext/>
     </w:pPr>
+    <w:rPr>
+      <w:rFonts w:ascii="WenQuanYi Zen Hei" w:hAnsi="WenQuanYi Zen Hei" w:eastAsia="WenQuanYi Zen Hei" w:cs="WenQuanYi Zen Hei"/>
+    </w:rPr>
   </w:style>
   <w:style w:customStyle="1" w:styleId="BodyTextChar" w:type="character">
     <w:name w:val="Body Text Char"/>
     <w:basedOn w:val="DefaultParagraphFont"/>
     <w:link w:val="BodyText"/>
+    <w:rPr>
+      <w:rFonts w:ascii="WenQuanYi Zen Hei" w:hAnsi="WenQuanYi Zen Hei" w:eastAsia="WenQuanYi Zen Hei" w:cs="WenQuanYi Zen Hei"/>
+    </w:rPr>
   </w:style>
   <w:style w:customStyle="1" w:styleId="VerbatimChar" w:type="character">
     <w:name w:val="Verbatim Char"/>
     <w:basedOn w:val="BodyTextChar"/>
     <w:rPr>
-      <w:rFonts w:ascii="Consolas" w:hAnsi="Consolas"/>
+      <w:rFonts w:ascii="WenQuanYi Zen Hei" w:hAnsi="WenQuanYi Zen Hei" w:eastAsia="WenQuanYi Zen Hei" w:cs="WenQuanYi Zen Hei"/>
       <w:sz w:val="22"/>
     </w:rPr>
   </w:style>
   <w:style w:customStyle="1" w:styleId="SectionNumber" w:type="character">
     <w:name w:val="Section Number"/>
     <w:basedOn w:val="BodyTextChar"/>
+    <w:rPr>
+      <w:rFonts w:ascii="WenQuanYi Zen Hei" w:hAnsi="WenQuanYi Zen Hei" w:eastAsia="WenQuanYi Zen Hei" w:cs="WenQuanYi Zen Hei"/>
+    </w:rPr>
   </w:style>
   <w:style w:styleId="FootnoteReference" w:type="character">
     <w:name w:val="Footnote Reference"/>
     <w:basedOn w:val="BodyTextChar"/>
     <w:rPr>
+      <w:rFonts w:ascii="WenQuanYi Zen Hei" w:hAnsi="WenQuanYi Zen Hei" w:eastAsia="WenQuanYi Zen Hei" w:cs="WenQuanYi Zen Hei"/>
       <w:vertAlign w:val="superscript"/>
     </w:rPr>
   </w:style>
@@ -2049,6 +2478,7 @@
     <w:name w:val="Hyperlink"/>
     <w:basedOn w:val="BodyTextChar"/>
     <w:rPr>
+      <w:rFonts w:ascii="WenQuanYi Zen Hei" w:hAnsi="WenQuanYi Zen Hei" w:eastAsia="WenQuanYi Zen Hei" w:cs="WenQuanYi Zen Hei"/>
       <w:color w:themeColor="accent1" w:val="4F81BD"/>
     </w:rPr>
   </w:style>
@@ -2064,7 +2494,7 @@
       <w:outlineLvl w:val="9"/>
     </w:pPr>
     <w:rPr>
-      <w:rFonts w:asciiTheme="majorHAnsi" w:cstheme="majorBidi" w:eastAsiaTheme="majorEastAsia" w:hAnsiTheme="majorHAnsi"/>
+      <w:rFonts w:asciiTheme="majorHAnsi" w:cstheme="majorBidi" w:eastAsiaTheme="majorEastAsia" w:hAnsiTheme="majorHAnsi" w:ascii="WenQuanYi Zen Hei" w:hAnsi="WenQuanYi Zen Hei" w:eastAsia="WenQuanYi Zen Hei" w:cs="WenQuanYi Zen Hei"/>
       <w:b w:val="0"/>
       <w:bCs w:val="0"/>
       <w:color w:themeColor="accent1" w:themeShade="BF" w:val="365F91"/>
@@ -2077,12 +2507,16 @@
     <w:pPr>
       <w:wordWrap w:val="off"/>
     </w:pPr>
+    <w:rPr>
+      <w:rFonts w:ascii="WenQuanYi Zen Hei" w:hAnsi="WenQuanYi Zen Hei" w:eastAsia="WenQuanYi Zen Hei" w:cs="WenQuanYi Zen Hei"/>
+    </w:rPr>
   </w:style>
   <w:style w:type="character" w:customStyle="1" w:styleId="KeywordTok">
     <w:name w:val="KeywordTok"/>
     <w:basedOn w:val="VerbatimChar"/>
     <w:rPr>
       <w:color w:val="007020"/>
+      <w:rFonts w:ascii="WenQuanYi Zen Hei" w:hAnsi="WenQuanYi Zen Hei" w:eastAsia="WenQuanYi Zen Hei" w:cs="WenQuanYi Zen Hei"/>
       <w:b/>
     </w:rPr>
   </w:style>
@@ -2090,6 +2524,7 @@
     <w:name w:val="DataTypeTok"/>
     <w:basedOn w:val="VerbatimChar"/>
     <w:rPr>
+      <w:rFonts w:ascii="WenQuanYi Zen Hei" w:hAnsi="WenQuanYi Zen Hei" w:eastAsia="WenQuanYi Zen Hei" w:cs="WenQuanYi Zen Hei"/>
       <w:color w:val="902000"/>
     </w:rPr>
   </w:style>
@@ -2097,6 +2532,7 @@
     <w:name w:val="DecValTok"/>
     <w:basedOn w:val="VerbatimChar"/>
     <w:rPr>
+      <w:rFonts w:ascii="WenQuanYi Zen Hei" w:hAnsi="WenQuanYi Zen Hei" w:eastAsia="WenQuanYi Zen Hei" w:cs="WenQuanYi Zen Hei"/>
       <w:color w:val="40a070"/>
     </w:rPr>
   </w:style>
@@ -2104,6 +2540,7 @@
     <w:name w:val="BaseNTok"/>
     <w:basedOn w:val="VerbatimChar"/>
     <w:rPr>
+      <w:rFonts w:ascii="WenQuanYi Zen Hei" w:hAnsi="WenQuanYi Zen Hei" w:eastAsia="WenQuanYi Zen Hei" w:cs="WenQuanYi Zen Hei"/>
       <w:color w:val="40a070"/>
     </w:rPr>
   </w:style>
@@ -2111,6 +2548,7 @@
     <w:name w:val="FloatTok"/>
     <w:basedOn w:val="VerbatimChar"/>
     <w:rPr>
+      <w:rFonts w:ascii="WenQuanYi Zen Hei" w:hAnsi="WenQuanYi Zen Hei" w:eastAsia="WenQuanYi Zen Hei" w:cs="WenQuanYi Zen Hei"/>
       <w:color w:val="40a070"/>
     </w:rPr>
   </w:style>
@@ -2118,6 +2556,7 @@
     <w:name w:val="ConstantTok"/>
     <w:basedOn w:val="VerbatimChar"/>
     <w:rPr>
+      <w:rFonts w:ascii="WenQuanYi Zen Hei" w:hAnsi="WenQuanYi Zen Hei" w:eastAsia="WenQuanYi Zen Hei" w:cs="WenQuanYi Zen Hei"/>
       <w:color w:val="880000"/>
     </w:rPr>
   </w:style>
@@ -2125,6 +2564,7 @@
     <w:name w:val="CharTok"/>
     <w:basedOn w:val="VerbatimChar"/>
     <w:rPr>
+      <w:rFonts w:ascii="WenQuanYi Zen Hei" w:hAnsi="WenQuanYi Zen Hei" w:eastAsia="WenQuanYi Zen Hei" w:cs="WenQuanYi Zen Hei"/>
       <w:color w:val="4070a0"/>
     </w:rPr>
   </w:style>
@@ -2132,6 +2572,7 @@
     <w:name w:val="SpecialCharTok"/>
     <w:basedOn w:val="VerbatimChar"/>
     <w:rPr>
+      <w:rFonts w:ascii="WenQuanYi Zen Hei" w:hAnsi="WenQuanYi Zen Hei" w:eastAsia="WenQuanYi Zen Hei" w:cs="WenQuanYi Zen Hei"/>
       <w:color w:val="4070a0"/>
     </w:rPr>
   </w:style>
@@ -2139,6 +2580,7 @@
     <w:name w:val="StringTok"/>
     <w:basedOn w:val="VerbatimChar"/>
     <w:rPr>
+      <w:rFonts w:ascii="WenQuanYi Zen Hei" w:hAnsi="WenQuanYi Zen Hei" w:eastAsia="WenQuanYi Zen Hei" w:cs="WenQuanYi Zen Hei"/>
       <w:color w:val="4070a0"/>
     </w:rPr>
   </w:style>
@@ -2146,6 +2588,7 @@
     <w:name w:val="VerbatimStringTok"/>
     <w:basedOn w:val="VerbatimChar"/>
     <w:rPr>
+      <w:rFonts w:ascii="WenQuanYi Zen Hei" w:hAnsi="WenQuanYi Zen Hei" w:eastAsia="WenQuanYi Zen Hei" w:cs="WenQuanYi Zen Hei"/>
       <w:color w:val="4070a0"/>
     </w:rPr>
   </w:style>
@@ -2153,6 +2596,7 @@
     <w:name w:val="SpecialStringTok"/>
     <w:basedOn w:val="VerbatimChar"/>
     <w:rPr>
+      <w:rFonts w:ascii="WenQuanYi Zen Hei" w:hAnsi="WenQuanYi Zen Hei" w:eastAsia="WenQuanYi Zen Hei" w:cs="WenQuanYi Zen Hei"/>
       <w:color w:val="bb6688"/>
     </w:rPr>
   </w:style>
@@ -2161,6 +2605,7 @@
     <w:basedOn w:val="VerbatimChar"/>
     <w:rPr>
       <w:color w:val="008000"/>
+      <w:rFonts w:ascii="WenQuanYi Zen Hei" w:hAnsi="WenQuanYi Zen Hei" w:eastAsia="WenQuanYi Zen Hei" w:cs="WenQuanYi Zen Hei"/>
       <w:b/>
     </w:rPr>
   </w:style>
@@ -2169,6 +2614,7 @@
     <w:basedOn w:val="VerbatimChar"/>
     <w:rPr>
       <w:color w:val="60a0b0"/>
+      <w:rFonts w:ascii="WenQuanYi Zen Hei" w:hAnsi="WenQuanYi Zen Hei" w:eastAsia="WenQuanYi Zen Hei" w:cs="WenQuanYi Zen Hei"/>
       <w:i/>
     </w:rPr>
   </w:style>
@@ -2177,6 +2623,7 @@
     <w:basedOn w:val="VerbatimChar"/>
     <w:rPr>
       <w:color w:val="ba2121"/>
+      <w:rFonts w:ascii="WenQuanYi Zen Hei" w:hAnsi="WenQuanYi Zen Hei" w:eastAsia="WenQuanYi Zen Hei" w:cs="WenQuanYi Zen Hei"/>
       <w:i/>
     </w:rPr>
   </w:style>
@@ -2185,6 +2632,7 @@
     <w:basedOn w:val="VerbatimChar"/>
     <w:rPr>
       <w:color w:val="60a0b0"/>
+      <w:rFonts w:ascii="WenQuanYi Zen Hei" w:hAnsi="WenQuanYi Zen Hei" w:eastAsia="WenQuanYi Zen Hei" w:cs="WenQuanYi Zen Hei"/>
       <w:b/>
       <w:i/>
     </w:rPr>
@@ -2194,6 +2642,7 @@
     <w:basedOn w:val="VerbatimChar"/>
     <w:rPr>
       <w:color w:val="60a0b0"/>
+      <w:rFonts w:ascii="WenQuanYi Zen Hei" w:hAnsi="WenQuanYi Zen Hei" w:eastAsia="WenQuanYi Zen Hei" w:cs="WenQuanYi Zen Hei"/>
       <w:b/>
       <w:i/>
     </w:rPr>
@@ -2202,6 +2651,7 @@
     <w:name w:val="OtherTok"/>
     <w:basedOn w:val="VerbatimChar"/>
     <w:rPr>
+      <w:rFonts w:ascii="WenQuanYi Zen Hei" w:hAnsi="WenQuanYi Zen Hei" w:eastAsia="WenQuanYi Zen Hei" w:cs="WenQuanYi Zen Hei"/>
       <w:color w:val="007020"/>
     </w:rPr>
   </w:style>
@@ -2209,6 +2659,7 @@
     <w:name w:val="FunctionTok"/>
     <w:basedOn w:val="VerbatimChar"/>
     <w:rPr>
+      <w:rFonts w:ascii="WenQuanYi Zen Hei" w:hAnsi="WenQuanYi Zen Hei" w:eastAsia="WenQuanYi Zen Hei" w:cs="WenQuanYi Zen Hei"/>
       <w:color w:val="06287e"/>
     </w:rPr>
   </w:style>
@@ -2216,6 +2667,7 @@
     <w:name w:val="VariableTok"/>
     <w:basedOn w:val="VerbatimChar"/>
     <w:rPr>
+      <w:rFonts w:ascii="WenQuanYi Zen Hei" w:hAnsi="WenQuanYi Zen Hei" w:eastAsia="WenQuanYi Zen Hei" w:cs="WenQuanYi Zen Hei"/>
       <w:color w:val="19177c"/>
     </w:rPr>
   </w:style>
@@ -2224,6 +2676,7 @@
     <w:basedOn w:val="VerbatimChar"/>
     <w:rPr>
       <w:color w:val="007020"/>
+      <w:rFonts w:ascii="WenQuanYi Zen Hei" w:hAnsi="WenQuanYi Zen Hei" w:eastAsia="WenQuanYi Zen Hei" w:cs="WenQuanYi Zen Hei"/>
       <w:b/>
     </w:rPr>
   </w:style>
@@ -2231,6 +2684,7 @@
     <w:name w:val="OperatorTok"/>
     <w:basedOn w:val="VerbatimChar"/>
     <w:rPr>
+      <w:rFonts w:ascii="WenQuanYi Zen Hei" w:hAnsi="WenQuanYi Zen Hei" w:eastAsia="WenQuanYi Zen Hei" w:cs="WenQuanYi Zen Hei"/>
       <w:color w:val="666666"/>
     </w:rPr>
   </w:style>
@@ -2238,18 +2692,22 @@
     <w:name w:val="BuiltInTok"/>
     <w:basedOn w:val="VerbatimChar"/>
     <w:rPr>
+      <w:rFonts w:ascii="WenQuanYi Zen Hei" w:hAnsi="WenQuanYi Zen Hei" w:eastAsia="WenQuanYi Zen Hei" w:cs="WenQuanYi Zen Hei"/>
       <w:color w:val="008000"/>
     </w:rPr>
   </w:style>
   <w:style w:type="character" w:customStyle="1" w:styleId="ExtensionTok">
     <w:name w:val="ExtensionTok"/>
     <w:basedOn w:val="VerbatimChar"/>
-    <w:rPr/>
+    <w:rPr>
+      <w:rFonts w:ascii="WenQuanYi Zen Hei" w:hAnsi="WenQuanYi Zen Hei" w:eastAsia="WenQuanYi Zen Hei" w:cs="WenQuanYi Zen Hei"/>
+    </w:rPr>
   </w:style>
   <w:style w:type="character" w:customStyle="1" w:styleId="PreprocessorTok">
     <w:name w:val="PreprocessorTok"/>
     <w:basedOn w:val="VerbatimChar"/>
     <w:rPr>
+      <w:rFonts w:ascii="WenQuanYi Zen Hei" w:hAnsi="WenQuanYi Zen Hei" w:eastAsia="WenQuanYi Zen Hei" w:cs="WenQuanYi Zen Hei"/>
       <w:color w:val="bc7a00"/>
     </w:rPr>
   </w:style>
@@ -2257,19 +2715,23 @@
     <w:name w:val="AttributeTok"/>
     <w:basedOn w:val="VerbatimChar"/>
     <w:rPr>
+      <w:rFonts w:ascii="WenQuanYi Zen Hei" w:hAnsi="WenQuanYi Zen Hei" w:eastAsia="WenQuanYi Zen Hei" w:cs="WenQuanYi Zen Hei"/>
       <w:color w:val="7d9029"/>
     </w:rPr>
   </w:style>
   <w:style w:type="character" w:customStyle="1" w:styleId="RegionMarkerTok">
     <w:name w:val="RegionMarkerTok"/>
     <w:basedOn w:val="VerbatimChar"/>
-    <w:rPr/>
+    <w:rPr>
+      <w:rFonts w:ascii="WenQuanYi Zen Hei" w:hAnsi="WenQuanYi Zen Hei" w:eastAsia="WenQuanYi Zen Hei" w:cs="WenQuanYi Zen Hei"/>
+    </w:rPr>
   </w:style>
   <w:style w:type="character" w:customStyle="1" w:styleId="InformationTok">
     <w:name w:val="InformationTok"/>
     <w:basedOn w:val="VerbatimChar"/>
     <w:rPr>
       <w:color w:val="60a0b0"/>
+      <w:rFonts w:ascii="WenQuanYi Zen Hei" w:hAnsi="WenQuanYi Zen Hei" w:eastAsia="WenQuanYi Zen Hei" w:cs="WenQuanYi Zen Hei"/>
       <w:b/>
       <w:i/>
     </w:rPr>
@@ -2279,6 +2741,7 @@
     <w:basedOn w:val="VerbatimChar"/>
     <w:rPr>
       <w:color w:val="60a0b0"/>
+      <w:rFonts w:ascii="WenQuanYi Zen Hei" w:hAnsi="WenQuanYi Zen Hei" w:eastAsia="WenQuanYi Zen Hei" w:cs="WenQuanYi Zen Hei"/>
       <w:b/>
       <w:i/>
     </w:rPr>
@@ -2288,6 +2751,7 @@
     <w:basedOn w:val="VerbatimChar"/>
     <w:rPr>
       <w:color w:val="ff0000"/>
+      <w:rFonts w:ascii="WenQuanYi Zen Hei" w:hAnsi="WenQuanYi Zen Hei" w:eastAsia="WenQuanYi Zen Hei" w:cs="WenQuanYi Zen Hei"/>
       <w:b/>
     </w:rPr>
   </w:style>
@@ -2296,13 +2760,16 @@
     <w:basedOn w:val="VerbatimChar"/>
     <w:rPr>
       <w:color w:val="ff0000"/>
+      <w:rFonts w:ascii="WenQuanYi Zen Hei" w:hAnsi="WenQuanYi Zen Hei" w:eastAsia="WenQuanYi Zen Hei" w:cs="WenQuanYi Zen Hei"/>
       <w:b/>
     </w:rPr>
   </w:style>
   <w:style w:type="character" w:customStyle="1" w:styleId="NormalTok">
     <w:name w:val="NormalTok"/>
     <w:basedOn w:val="VerbatimChar"/>
-    <w:rPr/>
+    <w:rPr>
+      <w:rFonts w:ascii="WenQuanYi Zen Hei" w:hAnsi="WenQuanYi Zen Hei" w:eastAsia="WenQuanYi Zen Hei" w:cs="WenQuanYi Zen Hei"/>
+    </w:rPr>
   </w:style>
 </w:styles>
 </file>
